--- a/packages/fidelity-lab/fixtures/003-core-lists/.output/document.docx
+++ b/packages/fidelity-lab/fixtures/003-core-lists/.output/document.docx
@@ -2,8 +2,112 @@
 <file path=word/document.xml><?xml version="1.0" encoding="utf-8"?>
 <w:document xmlns:wpc="http://schemas.microsoft.com/office/word/2010/wordprocessingCanvas" xmlns:mc="http://schemas.openxmlformats.org/markup-compatibility/2006" xmlns:o="urn:schemas-microsoft-com:office:office" xmlns:r="http://schemas.openxmlformats.org/officeDocument/2006/relationships" xmlns:m="http://schemas.openxmlformats.org/officeDocument/2006/math" xmlns:v="urn:schemas-microsoft-com:vml" xmlns:wp14="http://schemas.microsoft.com/office/word/2010/wordprocessingDrawing" xmlns:wp="http://schemas.openxmlformats.org/drawingml/2006/wordprocessingDrawing" xmlns:w10="urn:schemas-microsoft-com:office:word" xmlns:w="http://schemas.openxmlformats.org/wordprocessingml/2006/main" xmlns:w14="http://schemas.microsoft.com/office/word/2010/wordml" xmlns:w15="http://schemas.microsoft.com/office/word/2012/wordml" xmlns:wpg="http://schemas.microsoft.com/office/word/2010/wordprocessingGroup" xmlns:wpi="http://schemas.microsoft.com/office/word/2010/wordprocessingInk" xmlns:wne="http://schemas.microsoft.com/office/word/2006/wordml" xmlns:wps="http://schemas.microsoft.com/office/word/2010/wordprocessingShape" xmlns:cx="http://schemas.microsoft.com/office/drawing/2014/chartex" xmlns:cx1="http://schemas.microsoft.com/office/drawing/2015/9/8/chartex" xmlns:cx2="http://schemas.microsoft.com/office/drawing/2015/10/21/chartex" xmlns:cx3="http://schemas.microsoft.com/office/drawing/2016/5/9/chartex" xmlns:cx4="http://schemas.microsoft.com/office/drawing/2016/5/10/chartex" xmlns:cx5="http://schemas.microsoft.com/office/drawing/2016/5/11/chartex" xmlns:cx6="http://schemas.microsoft.com/office/drawing/2016/5/12/chartex" xmlns:cx7="http://schemas.microsoft.com/office/drawing/2016/5/13/chartex" xmlns:cx8="http://schemas.microsoft.com/office/drawing/2016/5/14/chartex" xmlns:aink="http://schemas.microsoft.com/office/drawing/2016/ink" xmlns:am3d="http://schemas.microsoft.com/office/drawing/2017/model3d" xmlns:w16cex="http://schemas.microsoft.com/office/word/2018/wordml/cex" xmlns:w16cid="http://schemas.microsoft.com/office/word/2016/wordml/cid" xmlns:w16="http://schemas.microsoft.com/office/word/2018/wordml" xmlns:w16sdtdh="http://schemas.microsoft.com/office/word/2020/wordml/sdtdatahash" xmlns:w16se="http://schemas.microsoft.com/office/word/2015/wordml/symex" mc:Ignorable="w14 w15 wp14">
   <w:body>
+    <w:p>
+      <w:pPr>
+        <w:pStyle w:val="ListParagraph"/>
+        <w:numPr>
+          <w:ilvl w:val="0"/>
+          <w:numId w:val="2"/>
+        </w:numPr>
+        <w:spacing w:after="60"/>
+      </w:pPr>
+      <w:r>
+        <w:t xml:space="preserve">Unordered list item 1</w:t>
+      </w:r>
+    </w:p>
+    <w:p>
+      <w:pPr>
+        <w:pStyle w:val="ListParagraph"/>
+        <w:numPr>
+          <w:ilvl w:val="0"/>
+          <w:numId w:val="2"/>
+        </w:numPr>
+        <w:spacing w:after="60"/>
+      </w:pPr>
+      <w:r>
+        <w:t xml:space="preserve">Unordered list item 2</w:t>
+      </w:r>
+    </w:p>
+    <w:p>
+      <w:pPr>
+        <w:pStyle w:val="ListParagraph"/>
+        <w:numPr>
+          <w:ilvl w:val="1"/>
+          <w:numId w:val="2"/>
+        </w:numPr>
+        <w:spacing w:after="60"/>
+      </w:pPr>
+      <w:r>
+        <w:t xml:space="preserve">Nested unordered item</w:t>
+      </w:r>
+    </w:p>
+    <w:p>
+      <w:pPr>
+        <w:pStyle w:val="ListParagraph"/>
+        <w:numPr>
+          <w:ilvl w:val="1"/>
+          <w:numId w:val="2"/>
+        </w:numPr>
+        <w:spacing w:after="60"/>
+      </w:pPr>
+      <w:r>
+        <w:t xml:space="preserve">Another nested item</w:t>
+      </w:r>
+    </w:p>
+    <w:p>
+      <w:pPr>
+        <w:pStyle w:val="ListParagraph"/>
+        <w:numPr>
+          <w:ilvl w:val="0"/>
+          <w:numId w:val="2"/>
+        </w:numPr>
+        <w:spacing w:after="60"/>
+      </w:pPr>
+      <w:r>
+        <w:t xml:space="preserve">Unordered list item 3</w:t>
+      </w:r>
+    </w:p>
+    <w:p>
+      <w:pPr>
+        <w:pStyle w:val="ListParagraph"/>
+        <w:numPr>
+          <w:ilvl w:val="0"/>
+          <w:numId w:val="3"/>
+        </w:numPr>
+        <w:spacing w:after="60"/>
+      </w:pPr>
+      <w:r>
+        <w:t xml:space="preserve">Ordered list item 1</w:t>
+      </w:r>
+    </w:p>
+    <w:p>
+      <w:pPr>
+        <w:pStyle w:val="ListParagraph"/>
+        <w:numPr>
+          <w:ilvl w:val="0"/>
+          <w:numId w:val="3"/>
+        </w:numPr>
+        <w:spacing w:after="60"/>
+      </w:pPr>
+      <w:r>
+        <w:t xml:space="preserve">Ordered list item 2</w:t>
+      </w:r>
+    </w:p>
+    <w:p>
+      <w:pPr>
+        <w:pStyle w:val="ListParagraph"/>
+        <w:numPr>
+          <w:ilvl w:val="0"/>
+          <w:numId w:val="3"/>
+        </w:numPr>
+        <w:spacing w:after="60"/>
+      </w:pPr>
+      <w:r>
+        <w:t xml:space="preserve">Ordered list item 3</w:t>
+      </w:r>
+    </w:p>
     <w:sectPr>
-      <w:pgSz w:w="11906" w:h="16838" w:orient="portrait"/>
+      <w:pgSz w:w="12240" w:h="15840" w:orient="portrait"/>
       <w:pgMar w:top="1440" w:right="1440" w:bottom="1440" w:left="1440" w:header="708" w:footer="708" w:gutter="0"/>
       <w:pgNumType/>
       <w:docGrid w:linePitch="360"/>
@@ -139,8 +243,188 @@
       </w:pPr>
     </w:lvl>
   </w:abstractNum>
+  <w:abstractNum w:abstractNumId="2" w15:restartNumberingAfterBreak="0">
+    <w:multiLevelType w:val="hybridMultilevel"/>
+    <w:lvl w:ilvl="0" w15:tentative="1">
+      <w:start w:val="1"/>
+      <w:numFmt w:val="decimal"/>
+      <w:lvlText w:val="%1."/>
+      <w:lvlJc w:val="start"/>
+      <w:pPr>
+        <w:ind w:left="720" w:hanging="360"/>
+      </w:pPr>
+    </w:lvl>
+    <w:lvl w:ilvl="1" w15:tentative="1">
+      <w:start w:val="1"/>
+      <w:numFmt w:val="decimal"/>
+      <w:lvlText w:val="%2."/>
+      <w:lvlJc w:val="start"/>
+      <w:pPr>
+        <w:ind w:left="1440" w:hanging="360"/>
+      </w:pPr>
+    </w:lvl>
+    <w:lvl w:ilvl="2" w15:tentative="1">
+      <w:start w:val="1"/>
+      <w:numFmt w:val="decimal"/>
+      <w:lvlText w:val="%3."/>
+      <w:lvlJc w:val="start"/>
+      <w:pPr>
+        <w:ind w:left="2160" w:hanging="360"/>
+      </w:pPr>
+    </w:lvl>
+    <w:lvl w:ilvl="3" w15:tentative="1">
+      <w:start w:val="1"/>
+      <w:numFmt w:val="decimal"/>
+      <w:lvlText w:val="%4."/>
+      <w:lvlJc w:val="start"/>
+      <w:pPr>
+        <w:ind w:left="2880" w:hanging="360"/>
+      </w:pPr>
+    </w:lvl>
+    <w:lvl w:ilvl="4" w15:tentative="1">
+      <w:start w:val="1"/>
+      <w:numFmt w:val="decimal"/>
+      <w:lvlText w:val="%5."/>
+      <w:lvlJc w:val="start"/>
+      <w:pPr>
+        <w:ind w:left="3600" w:hanging="360"/>
+      </w:pPr>
+    </w:lvl>
+    <w:lvl w:ilvl="5" w15:tentative="1">
+      <w:start w:val="1"/>
+      <w:numFmt w:val="decimal"/>
+      <w:lvlText w:val="%6."/>
+      <w:lvlJc w:val="start"/>
+      <w:pPr>
+        <w:ind w:left="4320" w:hanging="360"/>
+      </w:pPr>
+    </w:lvl>
+    <w:lvl w:ilvl="6" w15:tentative="1">
+      <w:start w:val="1"/>
+      <w:numFmt w:val="decimal"/>
+      <w:lvlText w:val="%7."/>
+      <w:lvlJc w:val="start"/>
+      <w:pPr>
+        <w:ind w:left="5040" w:hanging="360"/>
+      </w:pPr>
+    </w:lvl>
+    <w:lvl w:ilvl="7" w15:tentative="1">
+      <w:start w:val="1"/>
+      <w:numFmt w:val="decimal"/>
+      <w:lvlText w:val="%8."/>
+      <w:lvlJc w:val="start"/>
+      <w:pPr>
+        <w:ind w:left="5760" w:hanging="360"/>
+      </w:pPr>
+    </w:lvl>
+    <w:lvl w:ilvl="8" w15:tentative="1">
+      <w:start w:val="1"/>
+      <w:numFmt w:val="decimal"/>
+      <w:lvlText w:val="%9."/>
+      <w:lvlJc w:val="start"/>
+      <w:pPr>
+        <w:ind w:left="6480" w:hanging="360"/>
+      </w:pPr>
+    </w:lvl>
+  </w:abstractNum>
+  <w:abstractNum w:abstractNumId="3" w15:restartNumberingAfterBreak="0">
+    <w:multiLevelType w:val="hybridMultilevel"/>
+    <w:lvl w:ilvl="0" w15:tentative="1">
+      <w:start w:val="1"/>
+      <w:numFmt w:val="bullet"/>
+      <w:lvlText w:val="●"/>
+      <w:lvlJc w:val="start"/>
+      <w:pPr>
+        <w:ind w:left="720" w:hanging="360"/>
+      </w:pPr>
+    </w:lvl>
+    <w:lvl w:ilvl="1" w15:tentative="1">
+      <w:start w:val="1"/>
+      <w:numFmt w:val="bullet"/>
+      <w:lvlText w:val="○"/>
+      <w:lvlJc w:val="start"/>
+      <w:pPr>
+        <w:ind w:left="1440" w:hanging="360"/>
+      </w:pPr>
+    </w:lvl>
+    <w:lvl w:ilvl="2" w15:tentative="1">
+      <w:start w:val="1"/>
+      <w:numFmt w:val="bullet"/>
+      <w:lvlText w:val="■"/>
+      <w:lvlJc w:val="start"/>
+      <w:pPr>
+        <w:ind w:left="2160" w:hanging="360"/>
+      </w:pPr>
+    </w:lvl>
+    <w:lvl w:ilvl="3" w15:tentative="1">
+      <w:start w:val="1"/>
+      <w:numFmt w:val="bullet"/>
+      <w:lvlText w:val="●"/>
+      <w:lvlJc w:val="start"/>
+      <w:pPr>
+        <w:ind w:left="2880" w:hanging="360"/>
+      </w:pPr>
+    </w:lvl>
+    <w:lvl w:ilvl="4" w15:tentative="1">
+      <w:start w:val="1"/>
+      <w:numFmt w:val="bullet"/>
+      <w:lvlText w:val="○"/>
+      <w:lvlJc w:val="start"/>
+      <w:pPr>
+        <w:ind w:left="3600" w:hanging="360"/>
+      </w:pPr>
+    </w:lvl>
+    <w:lvl w:ilvl="5" w15:tentative="1">
+      <w:start w:val="1"/>
+      <w:numFmt w:val="bullet"/>
+      <w:lvlText w:val="■"/>
+      <w:lvlJc w:val="start"/>
+      <w:pPr>
+        <w:ind w:left="4320" w:hanging="360"/>
+      </w:pPr>
+    </w:lvl>
+    <w:lvl w:ilvl="6" w15:tentative="1">
+      <w:start w:val="1"/>
+      <w:numFmt w:val="bullet"/>
+      <w:lvlText w:val="●"/>
+      <w:lvlJc w:val="start"/>
+      <w:pPr>
+        <w:ind w:left="5040" w:hanging="360"/>
+      </w:pPr>
+    </w:lvl>
+    <w:lvl w:ilvl="7" w15:tentative="1">
+      <w:start w:val="1"/>
+      <w:numFmt w:val="bullet"/>
+      <w:lvlText w:val="○"/>
+      <w:lvlJc w:val="start"/>
+      <w:pPr>
+        <w:ind w:left="5760" w:hanging="360"/>
+      </w:pPr>
+    </w:lvl>
+    <w:lvl w:ilvl="8" w15:tentative="1">
+      <w:start w:val="1"/>
+      <w:numFmt w:val="bullet"/>
+      <w:lvlText w:val="■"/>
+      <w:lvlJc w:val="start"/>
+      <w:pPr>
+        <w:ind w:left="6480" w:hanging="360"/>
+      </w:pPr>
+    </w:lvl>
+  </w:abstractNum>
   <w:num w:numId="1">
     <w:abstractNumId w:val="1"/>
+    <w:lvlOverride w:ilvl="0">
+      <w:startOverride w:val="1"/>
+    </w:lvlOverride>
+  </w:num>
+  <w:num w:numId="2">
+    <w:abstractNumId w:val="3"/>
+    <w:lvlOverride w:ilvl="0">
+      <w:startOverride w:val="1"/>
+    </w:lvlOverride>
+  </w:num>
+  <w:num w:numId="3">
+    <w:abstractNumId w:val="2"/>
     <w:lvlOverride w:ilvl="0">
       <w:startOverride w:val="1"/>
     </w:lvlOverride>
@@ -288,5 +572,17 @@
       <w:szCs w:val="20"/>
     </w:rPr>
   </w:style>
+  <w:style w:type="paragraph" w:styleId="FolioCodeBlock">
+    <w:name w:val="Folio Code Block"/>
+    <w:basedOn w:val="Normal"/>
+    <w:pPr>
+      <w:spacing w:before="40" w:after="40" w:line="276"/>
+    </w:pPr>
+    <w:rPr>
+      <w:sz w:val="20"/>
+      <w:szCs w:val="20"/>
+      <w:rFonts w:ascii="Consolas" w:cs="Consolas" w:eastAsia="Consolas" w:hAnsi="Consolas"/>
+    </w:rPr>
+  </w:style>
 </w:styles>
 </file>
--- a/packages/fidelity-lab/fixtures/003-core-lists/.output/document.docx
+++ b/packages/fidelity-lab/fixtures/003-core-lists/.output/document.docx
@@ -572,8 +572,8 @@
       <w:szCs w:val="20"/>
     </w:rPr>
   </w:style>
-  <w:style w:type="paragraph" w:styleId="FolioCodeBlock">
-    <w:name w:val="Folio Code Block"/>
+  <w:style w:type="paragraph" w:styleId="CodeBlock">
+    <w:name w:val="Code Block"/>
     <w:basedOn w:val="Normal"/>
     <w:pPr>
       <w:spacing w:before="40" w:after="40" w:line="276"/>

--- a/packages/fidelity-lab/fixtures/003-core-lists/.output/document.docx
+++ b/packages/fidelity-lab/fixtures/003-core-lists/.output/document.docx
@@ -32,7 +32,7 @@
       <w:pPr>
         <w:pStyle w:val="ListParagraph"/>
         <w:numPr>
-          <w:ilvl w:val="1"/>
+          <w:ilvl w:val="0"/>
           <w:numId w:val="2"/>
         </w:numPr>
         <w:spacing w:after="60"/>
@@ -45,7 +45,7 @@
       <w:pPr>
         <w:pStyle w:val="ListParagraph"/>
         <w:numPr>
-          <w:ilvl w:val="1"/>
+          <w:ilvl w:val="0"/>
           <w:numId w:val="2"/>
         </w:numPr>
         <w:spacing w:after="60"/>
@@ -435,8 +435,19 @@
 <file path=word/styles.xml><?xml version="1.0" encoding="utf-8"?>
 <w:styles xmlns:mc="http://schemas.openxmlformats.org/markup-compatibility/2006" xmlns:r="http://schemas.openxmlformats.org/officeDocument/2006/relationships" xmlns:w="http://schemas.openxmlformats.org/wordprocessingml/2006/main" xmlns:w14="http://schemas.microsoft.com/office/word/2010/wordml" xmlns:w15="http://schemas.microsoft.com/office/word/2012/wordml" mc:Ignorable="w14 w15">
   <w:docDefaults>
-    <w:rPrDefault/>
-    <w:pPrDefault/>
+    <w:rPrDefault>
+      <w:rPr>
+        <w:color w:val="1A1A1A"/>
+        <w:sz w:val="22"/>
+        <w:szCs w:val="22"/>
+        <w:rFonts w:ascii="Arial" w:cs="Arial" w:eastAsia="Arial" w:hAnsi="Arial"/>
+      </w:rPr>
+    </w:rPrDefault>
+    <w:pPrDefault>
+      <w:pPr>
+        <w:spacing w:line="360"/>
+      </w:pPr>
+    </w:pPrDefault>
   </w:docDefaults>
   <w:style w:type="paragraph" w:styleId="Title">
     <w:name w:val="Title"/>
@@ -584,5 +595,44 @@
       <w:rFonts w:ascii="Consolas" w:cs="Consolas" w:eastAsia="Consolas" w:hAnsi="Consolas"/>
     </w:rPr>
   </w:style>
+  <w:style w:type="paragraph" w:styleId="Heading1">
+    <w:name w:val="Heading 1"/>
+    <w:basedOn w:val="Normal"/>
+    <w:next w:val="Normal"/>
+    <w:qFormat/>
+    <w:rPr>
+      <w:b/>
+      <w:bCs/>
+      <w:sz w:val="48"/>
+      <w:szCs w:val="48"/>
+      <w:rFonts w:ascii="Arial" w:cs="Arial" w:eastAsia="Arial" w:hAnsi="Arial"/>
+    </w:rPr>
+  </w:style>
+  <w:style w:type="paragraph" w:styleId="Heading2">
+    <w:name w:val="Heading 2"/>
+    <w:basedOn w:val="Normal"/>
+    <w:next w:val="Normal"/>
+    <w:qFormat/>
+    <w:rPr>
+      <w:b/>
+      <w:bCs/>
+      <w:sz w:val="36"/>
+      <w:szCs w:val="36"/>
+      <w:rFonts w:ascii="Arial" w:cs="Arial" w:eastAsia="Arial" w:hAnsi="Arial"/>
+    </w:rPr>
+  </w:style>
+  <w:style w:type="paragraph" w:styleId="Heading3">
+    <w:name w:val="Heading 3"/>
+    <w:basedOn w:val="Normal"/>
+    <w:next w:val="Normal"/>
+    <w:qFormat/>
+    <w:rPr>
+      <w:b/>
+      <w:bCs/>
+      <w:sz w:val="28"/>
+      <w:szCs w:val="28"/>
+      <w:rFonts w:ascii="Arial" w:cs="Arial" w:eastAsia="Arial" w:hAnsi="Arial"/>
+    </w:rPr>
+  </w:style>
 </w:styles>
 </file>